--- a/安装方法.docx
+++ b/安装方法.docx
@@ -567,6 +567,8 @@
         </w:rPr>
         <w:t>激活</w:t>
       </w:r>
+      <w:bookmarkStart w:id="0" w:name="_GoBack"/>
+      <w:bookmarkEnd w:id="0"/>
       <w:r>
         <w:rPr>
           <w:rFonts w:hint="eastAsia" w:ascii="微软雅黑" w:hAnsi="微软雅黑" w:eastAsia="微软雅黑"/>
@@ -1244,8 +1246,6 @@
         </w:rPr>
         <w:t>新旧版本都有已下热盒快捷功能：</w:t>
       </w:r>
-      <w:bookmarkStart w:id="0" w:name="_GoBack"/>
-      <w:bookmarkEnd w:id="0"/>
     </w:p>
     <w:p>
       <w:pPr>

--- a/安装方法.docx
+++ b/安装方法.docx
@@ -26,40 +26,31 @@
     <w:p>
       <w:pPr>
         <w:rPr>
-          <w:rFonts w:hint="default" w:ascii="微软雅黑" w:hAnsi="微软雅黑" w:eastAsia="微软雅黑"/>
-          <w:sz w:val="18"/>
-          <w:szCs w:val="21"/>
-          <w:lang w:val="en-US" w:eastAsia="zh-CN"/>
-        </w:rPr>
-      </w:pPr>
-      <w:r>
-        <w:rPr>
           <w:rFonts w:hint="eastAsia" w:ascii="微软雅黑" w:hAnsi="微软雅黑" w:eastAsia="微软雅黑"/>
           <w:color w:val="4874CB" w:themeColor="accent1"/>
           <w:sz w:val="16"/>
           <w:szCs w:val="20"/>
+          <w:lang w:val="en-US" w:eastAsia="zh-CN"/>
           <w14:textFill>
             <w14:solidFill>
               <w14:schemeClr w14:val="accent1"/>
             </w14:solidFill>
           </w14:textFill>
         </w:rPr>
-        <w:t>反馈建议：</w:t>
-      </w:r>
+      </w:pPr>
       <w:r>
         <w:rPr>
           <w:rFonts w:hint="eastAsia" w:ascii="微软雅黑" w:hAnsi="微软雅黑" w:eastAsia="微软雅黑"/>
           <w:color w:val="4874CB" w:themeColor="accent1"/>
           <w:sz w:val="16"/>
           <w:szCs w:val="20"/>
-          <w:lang w:val="en-US" w:eastAsia="zh-CN"/>
           <w14:textFill>
             <w14:solidFill>
               <w14:schemeClr w14:val="accent1"/>
             </w14:solidFill>
           </w14:textFill>
         </w:rPr>
-        <w:fldChar w:fldCharType="begin"/>
+        <w:t>反馈建议：</w:t>
       </w:r>
       <w:r>
         <w:rPr>
@@ -74,7 +65,7 @@
             </w14:solidFill>
           </w14:textFill>
         </w:rPr>
-        <w:instrText xml:space="preserve"> HYPERLINK "mailto:yolandaping1224@gmail.com/" </w:instrText>
+        <w:fldChar w:fldCharType="begin"/>
       </w:r>
       <w:r>
         <w:rPr>
@@ -89,17 +80,7 @@
             </w14:solidFill>
           </w14:textFill>
         </w:rPr>
-        <w:fldChar w:fldCharType="separate"/>
-      </w:r>
-      <w:r>
-        <w:rPr>
-          <w:rStyle w:val="4"/>
-          <w:rFonts w:hint="eastAsia" w:ascii="微软雅黑" w:hAnsi="微软雅黑" w:eastAsia="微软雅黑"/>
-          <w:sz w:val="16"/>
-          <w:szCs w:val="20"/>
-          <w:lang w:val="en-US" w:eastAsia="zh-CN"/>
-        </w:rPr>
-        <w:t>yolandaping1224@gmail.com /</w:t>
+        <w:instrText xml:space="preserve"> HYPERLINK "mailto:yolandaping1224@gmail.com/" </w:instrText>
       </w:r>
       <w:r>
         <w:rPr>
@@ -114,7 +95,17 @@
             </w14:solidFill>
           </w14:textFill>
         </w:rPr>
-        <w:fldChar w:fldCharType="end"/>
+        <w:fldChar w:fldCharType="separate"/>
+      </w:r>
+      <w:r>
+        <w:rPr>
+          <w:rStyle w:val="4"/>
+          <w:rFonts w:hint="eastAsia" w:ascii="微软雅黑" w:hAnsi="微软雅黑" w:eastAsia="微软雅黑"/>
+          <w:sz w:val="16"/>
+          <w:szCs w:val="20"/>
+          <w:lang w:val="en-US" w:eastAsia="zh-CN"/>
+        </w:rPr>
+        <w:t>yolandaping1224@gmail.com /</w:t>
       </w:r>
       <w:r>
         <w:rPr>
@@ -129,7 +120,115 @@
             </w14:solidFill>
           </w14:textFill>
         </w:rPr>
-        <w:t xml:space="preserve"> pyrigassit@gmail.com</w:t>
+        <w:fldChar w:fldCharType="end"/>
+      </w:r>
+      <w:r>
+        <w:rPr>
+          <w:rFonts w:hint="eastAsia" w:ascii="微软雅黑" w:hAnsi="微软雅黑" w:eastAsia="微软雅黑"/>
+          <w:color w:val="4874CB" w:themeColor="accent1"/>
+          <w:sz w:val="16"/>
+          <w:szCs w:val="20"/>
+          <w:lang w:val="en-US" w:eastAsia="zh-CN"/>
+          <w14:textFill>
+            <w14:solidFill>
+              <w14:schemeClr w14:val="accent1"/>
+            </w14:solidFill>
+          </w14:textFill>
+        </w:rPr>
+        <w:t xml:space="preserve"> </w:t>
+      </w:r>
+      <w:r>
+        <w:rPr>
+          <w:rFonts w:hint="eastAsia" w:ascii="微软雅黑" w:hAnsi="微软雅黑" w:eastAsia="微软雅黑"/>
+          <w:color w:val="4874CB" w:themeColor="accent1"/>
+          <w:sz w:val="16"/>
+          <w:szCs w:val="20"/>
+          <w:lang w:val="en-US" w:eastAsia="zh-CN"/>
+          <w14:textFill>
+            <w14:solidFill>
+              <w14:schemeClr w14:val="accent1"/>
+            </w14:solidFill>
+          </w14:textFill>
+        </w:rPr>
+        <w:fldChar w:fldCharType="begin"/>
+      </w:r>
+      <w:r>
+        <w:rPr>
+          <w:rFonts w:hint="eastAsia" w:ascii="微软雅黑" w:hAnsi="微软雅黑" w:eastAsia="微软雅黑"/>
+          <w:color w:val="4874CB" w:themeColor="accent1"/>
+          <w:sz w:val="16"/>
+          <w:szCs w:val="20"/>
+          <w:lang w:val="en-US" w:eastAsia="zh-CN"/>
+          <w14:textFill>
+            <w14:solidFill>
+              <w14:schemeClr w14:val="accent1"/>
+            </w14:solidFill>
+          </w14:textFill>
+        </w:rPr>
+        <w:instrText xml:space="preserve"> HYPERLINK "mailto:pyrigassit@gmail.com" </w:instrText>
+      </w:r>
+      <w:r>
+        <w:rPr>
+          <w:rFonts w:hint="eastAsia" w:ascii="微软雅黑" w:hAnsi="微软雅黑" w:eastAsia="微软雅黑"/>
+          <w:color w:val="4874CB" w:themeColor="accent1"/>
+          <w:sz w:val="16"/>
+          <w:szCs w:val="20"/>
+          <w:lang w:val="en-US" w:eastAsia="zh-CN"/>
+          <w14:textFill>
+            <w14:solidFill>
+              <w14:schemeClr w14:val="accent1"/>
+            </w14:solidFill>
+          </w14:textFill>
+        </w:rPr>
+        <w:fldChar w:fldCharType="separate"/>
+      </w:r>
+      <w:r>
+        <w:rPr>
+          <w:rStyle w:val="4"/>
+          <w:rFonts w:hint="eastAsia" w:ascii="微软雅黑" w:hAnsi="微软雅黑" w:eastAsia="微软雅黑"/>
+          <w:sz w:val="16"/>
+          <w:szCs w:val="20"/>
+          <w:lang w:val="en-US" w:eastAsia="zh-CN"/>
+        </w:rPr>
+        <w:t>pyrigassit@gmail.com</w:t>
+      </w:r>
+      <w:r>
+        <w:rPr>
+          <w:rFonts w:hint="eastAsia" w:ascii="微软雅黑" w:hAnsi="微软雅黑" w:eastAsia="微软雅黑"/>
+          <w:color w:val="4874CB" w:themeColor="accent1"/>
+          <w:sz w:val="16"/>
+          <w:szCs w:val="20"/>
+          <w:lang w:val="en-US" w:eastAsia="zh-CN"/>
+          <w14:textFill>
+            <w14:solidFill>
+              <w14:schemeClr w14:val="accent1"/>
+            </w14:solidFill>
+          </w14:textFill>
+        </w:rPr>
+        <w:fldChar w:fldCharType="end"/>
+      </w:r>
+    </w:p>
+    <w:p>
+      <w:pPr>
+        <w:rPr>
+          <w:rFonts w:hint="eastAsia"/>
+        </w:rPr>
+      </w:pPr>
+      <w:r>
+        <w:rPr>
+          <w:rFonts w:hint="eastAsia" w:ascii="微软雅黑" w:hAnsi="微软雅黑" w:eastAsia="微软雅黑"/>
+          <w:b/>
+          <w:bCs/>
+          <w:sz w:val="18"/>
+          <w:szCs w:val="18"/>
+        </w:rPr>
+        <w:t>工具获取新地址：</w:t>
+      </w:r>
+      <w:r>
+        <w:rPr>
+          <w:rFonts w:hint="eastAsia"/>
+        </w:rPr>
+        <w:t>https://github.com/yolandaPing/PY_RIGASSIT.git</w:t>
       </w:r>
     </w:p>
     <w:p>
@@ -167,7 +266,7 @@
     <w:p>
       <w:pPr>
         <w:rPr>
-          <w:rFonts w:ascii="微软雅黑" w:hAnsi="微软雅黑" w:eastAsia="微软雅黑"/>
+          <w:rFonts w:hint="eastAsia" w:ascii="微软雅黑" w:hAnsi="微软雅黑" w:eastAsia="微软雅黑"/>
           <w:b/>
           <w:bCs/>
           <w:sz w:val="18"/>
@@ -194,6 +293,29 @@
           <w:szCs w:val="21"/>
         </w:rPr>
         <w:t>安装到c盘外</w:t>
+      </w:r>
+      <w:r>
+        <w:rPr>
+          <w:rFonts w:hint="eastAsia" w:ascii="微软雅黑" w:hAnsi="微软雅黑" w:eastAsia="微软雅黑"/>
+          <w:b/>
+          <w:bCs/>
+          <w:color w:val="EE0000"/>
+          <w:sz w:val="18"/>
+          <w:szCs w:val="21"/>
+          <w:lang w:eastAsia="zh-CN"/>
+        </w:rPr>
+        <w:t>，</w:t>
+      </w:r>
+      <w:r>
+        <w:rPr>
+          <w:rFonts w:hint="eastAsia" w:ascii="微软雅黑" w:hAnsi="微软雅黑" w:eastAsia="微软雅黑"/>
+          <w:b/>
+          <w:bCs/>
+          <w:sz w:val="18"/>
+          <w:szCs w:val="21"/>
+          <w:lang w:val="en-US" w:eastAsia="zh-CN"/>
+        </w:rPr>
+        <w:t>不要有中文路径</w:t>
       </w:r>
       <w:r>
         <w:rPr>
@@ -567,8 +689,6 @@
         </w:rPr>
         <w:t>激活</w:t>
       </w:r>
-      <w:bookmarkStart w:id="0" w:name="_GoBack"/>
-      <w:bookmarkEnd w:id="0"/>
       <w:r>
         <w:rPr>
           <w:rFonts w:hint="eastAsia" w:ascii="微软雅黑" w:hAnsi="微软雅黑" w:eastAsia="微软雅黑"/>
@@ -653,8 +773,8 @@
       <w:r>
         <w:drawing>
           <wp:inline distT="0" distB="0" distL="114300" distR="114300">
-            <wp:extent cx="3030220" cy="2053590"/>
-            <wp:effectExtent l="0" t="0" r="2540" b="3810"/>
+            <wp:extent cx="2502535" cy="1695450"/>
+            <wp:effectExtent l="0" t="0" r="12065" b="11430"/>
             <wp:docPr id="1" name="图片 1"/>
             <wp:cNvGraphicFramePr>
               <a:graphicFrameLocks xmlns:a="http://schemas.openxmlformats.org/drawingml/2006/main" noChangeAspect="1"/>
@@ -677,7 +797,7 @@
                   <pic:spPr>
                     <a:xfrm>
                       <a:off x="0" y="0"/>
-                      <a:ext cx="3030220" cy="2053590"/>
+                      <a:ext cx="2502535" cy="1695450"/>
                     </a:xfrm>
                     <a:prstGeom prst="rect">
                       <a:avLst/>
@@ -728,221 +848,331 @@
     </w:p>
     <w:p>
       <w:pPr>
+        <w:numPr>
+          <w:ilvl w:val="0"/>
+          <w:numId w:val="1"/>
+        </w:numPr>
+        <w:rPr>
+          <w:rFonts w:hint="eastAsia"/>
+        </w:rPr>
+      </w:pPr>
+      <w:r>
+        <w:rPr>
+          <w:rFonts w:hint="eastAsia" w:ascii="微软雅黑" w:hAnsi="微软雅黑" w:eastAsia="微软雅黑"/>
+          <w:b/>
+          <w:bCs/>
+          <w:sz w:val="18"/>
+          <w:szCs w:val="18"/>
+        </w:rPr>
+        <w:t>工具获取新地址：</w:t>
+      </w:r>
+      <w:r>
+        <w:rPr>
+          <w:rFonts w:hint="eastAsia"/>
+        </w:rPr>
+        <w:fldChar w:fldCharType="begin"/>
+      </w:r>
+      <w:r>
+        <w:rPr>
+          <w:rFonts w:hint="eastAsia"/>
+        </w:rPr>
+        <w:instrText xml:space="preserve"> HYPERLINK "https://github.com/yolandaPing/PY_RIGASSIT_update.git" </w:instrText>
+      </w:r>
+      <w:r>
+        <w:rPr>
+          <w:rFonts w:hint="eastAsia"/>
+        </w:rPr>
+        <w:fldChar w:fldCharType="separate"/>
+      </w:r>
+      <w:r>
+        <w:rPr>
+          <w:rStyle w:val="4"/>
+          <w:rFonts w:hint="eastAsia"/>
+        </w:rPr>
+        <w:t>https://github.com/yolandaPing/PY_RIGASSIT_update.git</w:t>
+      </w:r>
+      <w:r>
+        <w:rPr>
+          <w:rFonts w:hint="eastAsia"/>
+        </w:rPr>
+        <w:fldChar w:fldCharType="end"/>
+      </w:r>
+    </w:p>
+    <w:p>
+      <w:pPr>
+        <w:numPr>
+          <w:ilvl w:val="0"/>
+          <w:numId w:val="1"/>
+        </w:numPr>
+        <w:rPr>
+          <w:rFonts w:ascii="微软雅黑" w:hAnsi="微软雅黑" w:eastAsia="微软雅黑"/>
+          <w:sz w:val="18"/>
+          <w:szCs w:val="18"/>
+        </w:rPr>
+      </w:pPr>
+      <w:r>
+        <w:rPr>
+          <w:rFonts w:hint="eastAsia" w:ascii="微软雅黑" w:hAnsi="微软雅黑" w:eastAsia="微软雅黑"/>
+          <w:b/>
+          <w:bCs/>
+          <w:sz w:val="18"/>
+          <w:szCs w:val="18"/>
+        </w:rPr>
+        <w:t>自动更新：</w:t>
+      </w:r>
+      <w:r>
+        <w:rPr>
+          <w:rFonts w:hint="eastAsia" w:ascii="微软雅黑" w:hAnsi="微软雅黑" w:eastAsia="微软雅黑"/>
+          <w:sz w:val="18"/>
+          <w:szCs w:val="18"/>
+        </w:rPr>
+        <w:t>（</w:t>
+      </w:r>
+      <w:r>
+        <w:rPr>
+          <w:rFonts w:hint="eastAsia" w:ascii="微软雅黑" w:hAnsi="微软雅黑" w:eastAsia="微软雅黑"/>
+          <w:color w:val="EE0000"/>
+          <w:sz w:val="18"/>
+          <w:szCs w:val="18"/>
+          <w:lang w:val="en-US" w:eastAsia="zh-CN"/>
+        </w:rPr>
+        <w:t>有加速器开启加速</w:t>
+      </w:r>
+      <w:r>
+        <w:rPr>
+          <w:rFonts w:hint="eastAsia" w:ascii="微软雅黑" w:hAnsi="微软雅黑" w:eastAsia="微软雅黑"/>
+          <w:color w:val="EE0000"/>
+          <w:sz w:val="18"/>
+          <w:szCs w:val="18"/>
+        </w:rPr>
+        <w:t>！！！</w:t>
+      </w:r>
+      <w:r>
+        <w:rPr>
+          <w:rFonts w:hint="eastAsia" w:ascii="微软雅黑" w:hAnsi="微软雅黑" w:eastAsia="微软雅黑"/>
+          <w:color w:val="EE0000"/>
+          <w:sz w:val="18"/>
+          <w:szCs w:val="18"/>
+          <w:lang w:val="en-US" w:eastAsia="zh-CN"/>
+        </w:rPr>
+        <w:t xml:space="preserve"> </w:t>
+      </w:r>
+      <w:r>
+        <w:rPr>
+          <w:rFonts w:hint="eastAsia" w:ascii="微软雅黑" w:hAnsi="微软雅黑" w:eastAsia="微软雅黑"/>
+          <w:color w:val="EE0000"/>
+          <w:sz w:val="18"/>
+          <w:szCs w:val="18"/>
+        </w:rPr>
+        <w:t>maya需要全部关闭！！！</w:t>
+      </w:r>
+      <w:r>
+        <w:rPr>
+          <w:rFonts w:hint="eastAsia" w:ascii="微软雅黑" w:hAnsi="微软雅黑" w:eastAsia="微软雅黑"/>
+          <w:sz w:val="18"/>
+          <w:szCs w:val="18"/>
+        </w:rPr>
+        <w:t>）</w:t>
+      </w:r>
+    </w:p>
+    <w:p>
+      <w:pPr>
+        <w:numPr>
+          <w:numId w:val="0"/>
+        </w:numPr>
+        <w:ind w:firstLine="420" w:firstLineChars="0"/>
+        <w:rPr>
+          <w:rFonts w:hint="default" w:ascii="微软雅黑" w:hAnsi="微软雅黑" w:eastAsia="微软雅黑"/>
+          <w:sz w:val="18"/>
+          <w:szCs w:val="18"/>
+          <w:highlight w:val="yellow"/>
+          <w:lang w:val="en-US" w:eastAsia="zh-CN"/>
+        </w:rPr>
+      </w:pPr>
+      <w:r>
+        <w:rPr>
+          <w:rFonts w:hint="eastAsia" w:ascii="微软雅黑" w:hAnsi="微软雅黑" w:eastAsia="微软雅黑"/>
+          <w:sz w:val="18"/>
+          <w:szCs w:val="18"/>
+          <w:highlight w:val="yellow"/>
+          <w:lang w:val="en-US" w:eastAsia="zh-CN"/>
+        </w:rPr>
+        <w:t>更新前建议运行 Clean_清理.bat</w:t>
+      </w:r>
+    </w:p>
+    <w:p>
+      <w:pPr>
+        <w:ind w:left="420" w:leftChars="200"/>
+        <w:rPr>
+          <w:rFonts w:hint="eastAsia" w:ascii="微软雅黑" w:hAnsi="微软雅黑" w:eastAsia="微软雅黑"/>
+          <w:b/>
+          <w:bCs/>
+          <w:sz w:val="16"/>
+          <w:szCs w:val="20"/>
+        </w:rPr>
+      </w:pPr>
+      <w:r>
+        <w:rPr>
+          <w:rFonts w:hint="eastAsia" w:ascii="微软雅黑" w:hAnsi="微软雅黑" w:eastAsia="微软雅黑"/>
+          <w:b/>
+          <w:bCs/>
+          <w:sz w:val="16"/>
+          <w:szCs w:val="20"/>
+          <w:lang w:val="en-US" w:eastAsia="zh-CN"/>
+        </w:rPr>
+        <w:t>A.</w:t>
+      </w:r>
+      <w:r>
+        <w:rPr>
+          <w:rFonts w:hint="eastAsia" w:ascii="微软雅黑" w:hAnsi="微软雅黑" w:eastAsia="微软雅黑"/>
+          <w:b/>
+          <w:bCs/>
+          <w:sz w:val="16"/>
+          <w:szCs w:val="20"/>
+        </w:rPr>
+        <w:t xml:space="preserve">运行”Update更新.bat“ </w:t>
+      </w:r>
+      <w:r>
+        <w:rPr>
+          <w:rFonts w:hint="eastAsia" w:ascii="微软雅黑" w:hAnsi="微软雅黑" w:eastAsia="微软雅黑"/>
+          <w:b/>
+          <w:bCs/>
+          <w:sz w:val="16"/>
+          <w:szCs w:val="20"/>
+          <w:lang w:val="en-US" w:eastAsia="zh-CN"/>
+        </w:rPr>
+        <w:t>在线自动更新</w:t>
+      </w:r>
+      <w:r>
+        <w:rPr>
+          <w:rFonts w:hint="eastAsia" w:ascii="微软雅黑" w:hAnsi="微软雅黑" w:eastAsia="微软雅黑"/>
+          <w:b/>
+          <w:bCs/>
+          <w:sz w:val="16"/>
+          <w:szCs w:val="20"/>
+        </w:rPr>
+        <w:t>；</w:t>
+      </w:r>
+    </w:p>
+    <w:p>
+      <w:pPr>
+        <w:ind w:left="420" w:leftChars="200"/>
+        <w:rPr>
+          <w:rFonts w:hint="eastAsia" w:ascii="微软雅黑" w:hAnsi="微软雅黑" w:eastAsia="微软雅黑"/>
+          <w:b/>
+          <w:bCs/>
+          <w:sz w:val="16"/>
+          <w:szCs w:val="20"/>
+        </w:rPr>
+      </w:pPr>
+      <w:r>
+        <w:rPr>
+          <w:rFonts w:hint="eastAsia" w:ascii="微软雅黑" w:hAnsi="微软雅黑" w:eastAsia="微软雅黑"/>
+          <w:b/>
+          <w:bCs/>
+          <w:sz w:val="16"/>
+          <w:szCs w:val="20"/>
+          <w:lang w:val="en-US" w:eastAsia="zh-CN"/>
+        </w:rPr>
+        <w:t>B</w:t>
+      </w:r>
+      <w:r>
+        <w:rPr>
+          <w:rFonts w:hint="eastAsia" w:ascii="微软雅黑" w:hAnsi="微软雅黑" w:eastAsia="微软雅黑"/>
+          <w:b/>
+          <w:bCs/>
+          <w:sz w:val="16"/>
+          <w:szCs w:val="20"/>
+        </w:rPr>
+        <w:t xml:space="preserve">运行”Update更新_Git.bat“ </w:t>
+      </w:r>
+      <w:r>
+        <w:rPr>
+          <w:rFonts w:hint="eastAsia" w:ascii="微软雅黑" w:hAnsi="微软雅黑" w:eastAsia="微软雅黑"/>
+          <w:b/>
+          <w:bCs/>
+          <w:sz w:val="16"/>
+          <w:szCs w:val="20"/>
+          <w:lang w:val="en-US" w:eastAsia="zh-CN"/>
+        </w:rPr>
+        <w:t>在线自动更新</w:t>
+      </w:r>
+      <w:r>
+        <w:rPr>
+          <w:rFonts w:hint="eastAsia" w:ascii="微软雅黑" w:hAnsi="微软雅黑" w:eastAsia="微软雅黑"/>
+          <w:b/>
+          <w:bCs/>
+          <w:sz w:val="16"/>
+          <w:szCs w:val="20"/>
+          <w:highlight w:val="yellow"/>
+          <w:lang w:val="en-US" w:eastAsia="zh-CN"/>
+        </w:rPr>
+        <w:t>(推荐，需要安装Git)</w:t>
+      </w:r>
+      <w:r>
+        <w:rPr>
+          <w:rFonts w:hint="eastAsia" w:ascii="微软雅黑" w:hAnsi="微软雅黑" w:eastAsia="微软雅黑"/>
+          <w:b/>
+          <w:bCs/>
+          <w:sz w:val="16"/>
+          <w:szCs w:val="20"/>
+        </w:rPr>
+        <w:t>；</w:t>
+      </w:r>
+    </w:p>
+    <w:p>
+      <w:pPr>
+        <w:rPr>
+          <w:rFonts w:ascii="微软雅黑" w:hAnsi="微软雅黑" w:eastAsia="微软雅黑"/>
+          <w:b/>
+          <w:bCs/>
+          <w:sz w:val="18"/>
+          <w:szCs w:val="18"/>
+        </w:rPr>
+      </w:pPr>
+      <w:r>
+        <w:rPr>
+          <w:rFonts w:hint="eastAsia" w:ascii="微软雅黑" w:hAnsi="微软雅黑" w:eastAsia="微软雅黑"/>
+          <w:b/>
+          <w:bCs/>
+          <w:sz w:val="18"/>
+          <w:szCs w:val="18"/>
+        </w:rPr>
+        <w:t>3、手动更新：</w:t>
+      </w:r>
+    </w:p>
+    <w:p>
+      <w:pPr>
+        <w:ind w:firstLine="420"/>
+        <w:rPr>
+          <w:rFonts w:hint="eastAsia" w:ascii="微软雅黑" w:hAnsi="微软雅黑" w:eastAsia="微软雅黑"/>
+          <w:b/>
+          <w:bCs/>
+          <w:sz w:val="16"/>
+          <w:szCs w:val="20"/>
+        </w:rPr>
+      </w:pPr>
+      <w:r>
+        <w:rPr>
+          <w:rFonts w:hint="eastAsia" w:ascii="微软雅黑" w:hAnsi="微软雅黑" w:eastAsia="微软雅黑"/>
+          <w:b/>
+          <w:bCs/>
+          <w:sz w:val="16"/>
+          <w:szCs w:val="20"/>
+        </w:rPr>
+        <w:t>网盘下载更新包，直接替换文件即可，maya需要全部关闭！！！</w:t>
+      </w:r>
+    </w:p>
+    <w:p>
+      <w:pPr>
         <w:rPr>
           <w:rFonts w:hint="eastAsia" w:ascii="微软雅黑" w:hAnsi="微软雅黑" w:eastAsia="微软雅黑"/>
           <w:sz w:val="20"/>
           <w:szCs w:val="20"/>
         </w:rPr>
       </w:pPr>
-      <w:r>
-        <w:rPr>
-          <w:rFonts w:hint="eastAsia" w:ascii="微软雅黑" w:hAnsi="微软雅黑" w:eastAsia="微软雅黑"/>
-          <w:b/>
-          <w:bCs/>
-          <w:sz w:val="18"/>
-          <w:szCs w:val="18"/>
-        </w:rPr>
-        <w:t>1、工具获取新地址：</w:t>
-      </w:r>
-      <w:r>
-        <w:fldChar w:fldCharType="begin"/>
-      </w:r>
-      <w:r>
-        <w:instrText xml:space="preserve"> HYPERLINK "https://github.com/yolandaPing/PY_RIGASSIT.git" </w:instrText>
-      </w:r>
-      <w:r>
-        <w:fldChar w:fldCharType="separate"/>
-      </w:r>
-      <w:r>
-        <w:rPr>
-          <w:rStyle w:val="4"/>
-          <w:rFonts w:hint="eastAsia" w:ascii="微软雅黑" w:hAnsi="微软雅黑" w:eastAsia="微软雅黑"/>
-          <w:b/>
-          <w:bCs/>
-          <w:sz w:val="18"/>
-          <w:szCs w:val="18"/>
-        </w:rPr>
-        <w:t>https://github.com/yolandaPing/PY_RIGASSIT.git</w:t>
-      </w:r>
-      <w:r>
-        <w:rPr>
-          <w:rStyle w:val="4"/>
-          <w:rFonts w:hint="eastAsia" w:ascii="微软雅黑" w:hAnsi="微软雅黑" w:eastAsia="微软雅黑"/>
-          <w:b/>
-          <w:bCs/>
-          <w:sz w:val="18"/>
-          <w:szCs w:val="18"/>
-        </w:rPr>
-        <w:fldChar w:fldCharType="end"/>
-      </w:r>
-    </w:p>
-    <w:p>
-      <w:pPr>
-        <w:rPr>
-          <w:rFonts w:ascii="微软雅黑" w:hAnsi="微软雅黑" w:eastAsia="微软雅黑"/>
-          <w:sz w:val="18"/>
-          <w:szCs w:val="18"/>
-        </w:rPr>
-      </w:pPr>
-      <w:r>
-        <w:rPr>
-          <w:rFonts w:hint="eastAsia" w:ascii="微软雅黑" w:hAnsi="微软雅黑" w:eastAsia="微软雅黑"/>
-          <w:b/>
-          <w:bCs/>
-          <w:sz w:val="18"/>
-          <w:szCs w:val="18"/>
-        </w:rPr>
-        <w:t>2、自动更新：</w:t>
-      </w:r>
-      <w:r>
-        <w:rPr>
-          <w:rFonts w:hint="eastAsia" w:ascii="微软雅黑" w:hAnsi="微软雅黑" w:eastAsia="微软雅黑"/>
-          <w:sz w:val="18"/>
-          <w:szCs w:val="18"/>
-        </w:rPr>
-        <w:t>（</w:t>
-      </w:r>
-      <w:r>
-        <w:rPr>
-          <w:rFonts w:hint="eastAsia" w:ascii="微软雅黑" w:hAnsi="微软雅黑" w:eastAsia="微软雅黑"/>
-          <w:color w:val="EE0000"/>
-          <w:sz w:val="18"/>
-          <w:szCs w:val="18"/>
-          <w:lang w:val="en-US" w:eastAsia="zh-CN"/>
-        </w:rPr>
-        <w:t>有加速器开启加速</w:t>
-      </w:r>
-      <w:r>
-        <w:rPr>
-          <w:rFonts w:hint="eastAsia" w:ascii="微软雅黑" w:hAnsi="微软雅黑" w:eastAsia="微软雅黑"/>
-          <w:color w:val="EE0000"/>
-          <w:sz w:val="18"/>
-          <w:szCs w:val="18"/>
-        </w:rPr>
-        <w:t>！！！</w:t>
-      </w:r>
-      <w:r>
-        <w:rPr>
-          <w:rFonts w:hint="eastAsia" w:ascii="微软雅黑" w:hAnsi="微软雅黑" w:eastAsia="微软雅黑"/>
-          <w:color w:val="EE0000"/>
-          <w:sz w:val="18"/>
-          <w:szCs w:val="18"/>
-          <w:lang w:val="en-US" w:eastAsia="zh-CN"/>
-        </w:rPr>
-        <w:t xml:space="preserve"> </w:t>
-      </w:r>
-      <w:r>
-        <w:rPr>
-          <w:rFonts w:hint="eastAsia" w:ascii="微软雅黑" w:hAnsi="微软雅黑" w:eastAsia="微软雅黑"/>
-          <w:color w:val="EE0000"/>
-          <w:sz w:val="18"/>
-          <w:szCs w:val="18"/>
-        </w:rPr>
-        <w:t>maya需要全部关闭！！！</w:t>
-      </w:r>
-      <w:r>
-        <w:rPr>
-          <w:rFonts w:hint="eastAsia" w:ascii="微软雅黑" w:hAnsi="微软雅黑" w:eastAsia="微软雅黑"/>
-          <w:sz w:val="18"/>
-          <w:szCs w:val="18"/>
-        </w:rPr>
-        <w:t>）</w:t>
-      </w:r>
-    </w:p>
-    <w:p>
-      <w:pPr>
-        <w:ind w:left="420" w:leftChars="200"/>
-        <w:rPr>
-          <w:rFonts w:ascii="微软雅黑" w:hAnsi="微软雅黑" w:eastAsia="微软雅黑"/>
-          <w:b/>
-          <w:bCs/>
-          <w:sz w:val="16"/>
-          <w:szCs w:val="20"/>
-        </w:rPr>
-      </w:pPr>
-      <w:r>
-        <w:rPr>
-          <w:rFonts w:hint="eastAsia" w:ascii="微软雅黑" w:hAnsi="微软雅黑" w:eastAsia="微软雅黑"/>
-          <w:b/>
-          <w:bCs/>
-          <w:sz w:val="16"/>
-          <w:szCs w:val="20"/>
-        </w:rPr>
-        <w:t xml:space="preserve">运行”Update更新.bat“ </w:t>
-      </w:r>
-      <w:r>
-        <w:rPr>
-          <w:rFonts w:hint="eastAsia" w:ascii="微软雅黑" w:hAnsi="微软雅黑" w:eastAsia="微软雅黑"/>
-          <w:b/>
-          <w:bCs/>
-          <w:sz w:val="16"/>
-          <w:szCs w:val="20"/>
-          <w:lang w:val="en-US" w:eastAsia="zh-CN"/>
-        </w:rPr>
-        <w:t>在线自动更新</w:t>
-      </w:r>
-      <w:r>
-        <w:rPr>
-          <w:rFonts w:hint="eastAsia" w:ascii="微软雅黑" w:hAnsi="微软雅黑" w:eastAsia="微软雅黑"/>
-          <w:b/>
-          <w:bCs/>
-          <w:sz w:val="16"/>
-          <w:szCs w:val="20"/>
-        </w:rPr>
-        <w:t>；</w:t>
-      </w:r>
-    </w:p>
-    <w:p>
-      <w:pPr>
-        <w:rPr>
-          <w:rFonts w:ascii="微软雅黑" w:hAnsi="微软雅黑" w:eastAsia="微软雅黑"/>
-          <w:b/>
-          <w:bCs/>
-          <w:sz w:val="18"/>
-          <w:szCs w:val="18"/>
-        </w:rPr>
-      </w:pPr>
-      <w:r>
-        <w:rPr>
-          <w:rFonts w:hint="eastAsia" w:ascii="微软雅黑" w:hAnsi="微软雅黑" w:eastAsia="微软雅黑"/>
-          <w:b/>
-          <w:bCs/>
-          <w:sz w:val="18"/>
-          <w:szCs w:val="18"/>
-        </w:rPr>
-        <w:t>3、手动更新：</w:t>
-      </w:r>
-    </w:p>
-    <w:p>
-      <w:pPr>
-        <w:ind w:firstLine="420"/>
-        <w:rPr>
-          <w:rFonts w:hint="eastAsia" w:ascii="微软雅黑" w:hAnsi="微软雅黑" w:eastAsia="微软雅黑"/>
-          <w:b/>
-          <w:bCs/>
-          <w:sz w:val="16"/>
-          <w:szCs w:val="20"/>
-        </w:rPr>
-      </w:pPr>
-      <w:r>
-        <w:rPr>
-          <w:rFonts w:hint="eastAsia" w:ascii="微软雅黑" w:hAnsi="微软雅黑" w:eastAsia="微软雅黑"/>
-          <w:b/>
-          <w:bCs/>
-          <w:sz w:val="16"/>
-          <w:szCs w:val="20"/>
-        </w:rPr>
-        <w:t>网盘下载更新包，直接替换文件即可，maya需要全部关闭！！！</w:t>
-      </w:r>
-    </w:p>
-    <w:p>
-      <w:pPr>
-        <w:rPr>
-          <w:rFonts w:hint="eastAsia" w:ascii="微软雅黑" w:hAnsi="微软雅黑" w:eastAsia="微软雅黑"/>
-          <w:sz w:val="20"/>
-          <w:szCs w:val="20"/>
-        </w:rPr>
-      </w:pPr>
+      <w:bookmarkStart w:id="0" w:name="_GoBack"/>
+      <w:bookmarkEnd w:id="0"/>
     </w:p>
     <w:p>
       <w:pPr>
@@ -1416,6 +1646,26 @@
     </w:sectPr>
   </w:body>
 </w:document>
+</file>
+
+<file path=word/numbering.xml><?xml version="1.0" encoding="utf-8"?>
+<w:numbering xmlns:wpc="http://schemas.microsoft.com/office/word/2010/wordprocessingCanvas" xmlns:mc="http://schemas.openxmlformats.org/markup-compatibility/2006" xmlns:o="urn:schemas-microsoft-com:office:office" xmlns:r="http://schemas.openxmlformats.org/officeDocument/2006/relationships" xmlns:m="http://schemas.openxmlformats.org/officeDocument/2006/math" xmlns:v="urn:schemas-microsoft-com:vml" xmlns:wp14="http://schemas.microsoft.com/office/word/2010/wordprocessingDrawing" xmlns:wp="http://schemas.openxmlformats.org/drawingml/2006/wordprocessingDrawing" xmlns:w10="urn:schemas-microsoft-com:office:word" xmlns:w="http://schemas.openxmlformats.org/wordprocessingml/2006/main" xmlns:w14="http://schemas.microsoft.com/office/word/2010/wordml" xmlns:wpg="http://schemas.microsoft.com/office/word/2010/wordprocessingGroup" xmlns:wpi="http://schemas.microsoft.com/office/word/2010/wordprocessingInk" xmlns:wne="http://schemas.microsoft.com/office/word/2006/wordml" xmlns:wps="http://schemas.microsoft.com/office/word/2010/wordprocessingShape" xmlns:wpsCustomData="http://www.wps.cn/officeDocument/2013/wpsCustomData" mc:Ignorable="w14 wp14">
+  <w:abstractNum w:abstractNumId="0">
+    <w:nsid w:val="ED51B5A1"/>
+    <w:multiLevelType w:val="singleLevel"/>
+    <w:tmpl w:val="ED51B5A1"/>
+    <w:lvl w:ilvl="0" w:tentative="0">
+      <w:start w:val="1"/>
+      <w:numFmt w:val="decimal"/>
+      <w:suff w:val="nothing"/>
+      <w:lvlText w:val="%1、"/>
+      <w:lvlJc w:val="left"/>
+    </w:lvl>
+  </w:abstractNum>
+  <w:num w:numId="1">
+    <w:abstractNumId w:val="0"/>
+  </w:num>
+</w:numbering>
 </file>
 
 <file path=word/styles.xml><?xml version="1.0" encoding="utf-8"?>

--- a/安装方法.docx
+++ b/安装方法.docx
@@ -978,6 +978,7 @@
     <w:p>
       <w:pPr>
         <w:numPr>
+          <w:ilvl w:val="0"/>
           <w:numId w:val="0"/>
         </w:numPr>
         <w:ind w:firstLine="420" w:firstLineChars="0"/>
@@ -1058,11 +1059,12 @@
       <w:pPr>
         <w:ind w:left="420" w:leftChars="200"/>
         <w:rPr>
-          <w:rFonts w:hint="eastAsia" w:ascii="微软雅黑" w:hAnsi="微软雅黑" w:eastAsia="微软雅黑"/>
-          <w:b/>
-          <w:bCs/>
-          <w:sz w:val="16"/>
-          <w:szCs w:val="20"/>
+          <w:rFonts w:hint="default" w:ascii="微软雅黑" w:hAnsi="微软雅黑" w:eastAsia="微软雅黑"/>
+          <w:b/>
+          <w:bCs/>
+          <w:sz w:val="16"/>
+          <w:szCs w:val="20"/>
+          <w:lang w:val="en-US" w:eastAsia="zh-CN"/>
         </w:rPr>
       </w:pPr>
       <w:r>
@@ -1107,7 +1109,7 @@
           <w:highlight w:val="yellow"/>
           <w:lang w:val="en-US" w:eastAsia="zh-CN"/>
         </w:rPr>
-        <w:t>(推荐，需要安装Git)</w:t>
+        <w:t>(推荐，需要安装Git： https://git-scm.com/download/win)</w:t>
       </w:r>
       <w:r>
         <w:rPr>
@@ -1119,60 +1121,92 @@
         </w:rPr>
         <w:t>；</w:t>
       </w:r>
-    </w:p>
-    <w:p>
-      <w:pPr>
-        <w:rPr>
-          <w:rFonts w:ascii="微软雅黑" w:hAnsi="微软雅黑" w:eastAsia="微软雅黑"/>
-          <w:b/>
-          <w:bCs/>
-          <w:sz w:val="18"/>
-          <w:szCs w:val="18"/>
-        </w:rPr>
-      </w:pPr>
-      <w:r>
-        <w:rPr>
-          <w:rFonts w:hint="eastAsia" w:ascii="微软雅黑" w:hAnsi="微软雅黑" w:eastAsia="微软雅黑"/>
-          <w:b/>
-          <w:bCs/>
-          <w:sz w:val="18"/>
-          <w:szCs w:val="18"/>
-        </w:rPr>
-        <w:t>3、手动更新：</w:t>
-      </w:r>
-    </w:p>
-    <w:p>
-      <w:pPr>
-        <w:ind w:firstLine="420"/>
-        <w:rPr>
-          <w:rFonts w:hint="eastAsia" w:ascii="微软雅黑" w:hAnsi="微软雅黑" w:eastAsia="微软雅黑"/>
-          <w:b/>
-          <w:bCs/>
-          <w:sz w:val="16"/>
-          <w:szCs w:val="20"/>
-        </w:rPr>
-      </w:pPr>
-      <w:r>
-        <w:rPr>
-          <w:rFonts w:hint="eastAsia" w:ascii="微软雅黑" w:hAnsi="微软雅黑" w:eastAsia="微软雅黑"/>
-          <w:b/>
-          <w:bCs/>
-          <w:sz w:val="16"/>
-          <w:szCs w:val="20"/>
-        </w:rPr>
-        <w:t>网盘下载更新包，直接替换文件即可，maya需要全部关闭！！！</w:t>
-      </w:r>
-    </w:p>
-    <w:p>
-      <w:pPr>
-        <w:rPr>
-          <w:rFonts w:hint="eastAsia" w:ascii="微软雅黑" w:hAnsi="微软雅黑" w:eastAsia="微软雅黑"/>
-          <w:sz w:val="20"/>
-          <w:szCs w:val="20"/>
-        </w:rPr>
-      </w:pPr>
+      <w:r>
+        <w:rPr>
+          <w:rFonts w:hint="eastAsia" w:ascii="微软雅黑" w:hAnsi="微软雅黑" w:eastAsia="微软雅黑"/>
+          <w:b/>
+          <w:bCs/>
+          <w:sz w:val="16"/>
+          <w:szCs w:val="20"/>
+        </w:rPr>
+        <w:br w:type="textWrapping"/>
+      </w:r>
+      <w:r>
+        <w:rPr>
+          <w:rFonts w:hint="eastAsia" w:ascii="微软雅黑" w:hAnsi="微软雅黑" w:eastAsia="微软雅黑"/>
+          <w:b/>
+          <w:bCs/>
+          <w:sz w:val="16"/>
+          <w:szCs w:val="20"/>
+          <w:lang w:val="en-US" w:eastAsia="zh-CN"/>
+        </w:rPr>
+        <w:t>A,</w:t>
+      </w:r>
       <w:bookmarkStart w:id="0" w:name="_GoBack"/>
       <w:bookmarkEnd w:id="0"/>
+      <w:r>
+        <w:rPr>
+          <w:rFonts w:hint="eastAsia" w:ascii="微软雅黑" w:hAnsi="微软雅黑" w:eastAsia="微软雅黑"/>
+          <w:b/>
+          <w:bCs/>
+          <w:sz w:val="16"/>
+          <w:szCs w:val="20"/>
+          <w:lang w:val="en-US" w:eastAsia="zh-CN"/>
+        </w:rPr>
+        <w:t xml:space="preserve"> B 任选一种方式更新</w:t>
+      </w:r>
+    </w:p>
+    <w:p>
+      <w:pPr>
+        <w:rPr>
+          <w:rFonts w:ascii="微软雅黑" w:hAnsi="微软雅黑" w:eastAsia="微软雅黑"/>
+          <w:b/>
+          <w:bCs/>
+          <w:sz w:val="18"/>
+          <w:szCs w:val="18"/>
+        </w:rPr>
+      </w:pPr>
+      <w:r>
+        <w:rPr>
+          <w:rFonts w:hint="eastAsia" w:ascii="微软雅黑" w:hAnsi="微软雅黑" w:eastAsia="微软雅黑"/>
+          <w:b/>
+          <w:bCs/>
+          <w:sz w:val="18"/>
+          <w:szCs w:val="18"/>
+        </w:rPr>
+        <w:t>3、手动更新：</w:t>
+      </w:r>
+    </w:p>
+    <w:p>
+      <w:pPr>
+        <w:ind w:firstLine="420"/>
+        <w:rPr>
+          <w:rFonts w:hint="eastAsia" w:ascii="微软雅黑" w:hAnsi="微软雅黑" w:eastAsia="微软雅黑"/>
+          <w:b/>
+          <w:bCs/>
+          <w:sz w:val="16"/>
+          <w:szCs w:val="20"/>
+        </w:rPr>
+      </w:pPr>
+      <w:r>
+        <w:rPr>
+          <w:rFonts w:hint="eastAsia" w:ascii="微软雅黑" w:hAnsi="微软雅黑" w:eastAsia="微软雅黑"/>
+          <w:b/>
+          <w:bCs/>
+          <w:sz w:val="16"/>
+          <w:szCs w:val="20"/>
+        </w:rPr>
+        <w:t>网盘下载更新包，直接替换文件即可，maya需要全部关闭！！！</w:t>
+      </w:r>
+    </w:p>
+    <w:p>
+      <w:pPr>
+        <w:rPr>
+          <w:rFonts w:hint="eastAsia" w:ascii="微软雅黑" w:hAnsi="微软雅黑" w:eastAsia="微软雅黑"/>
+          <w:sz w:val="20"/>
+          <w:szCs w:val="20"/>
+        </w:rPr>
+      </w:pPr>
     </w:p>
     <w:p>
       <w:pPr>
